--- a/PWI/Atividade 02 - Tipográfia Alunos.docx
+++ b/PWI/Atividade 02 - Tipográfia Alunos.docx
@@ -1,6 +1,6 @@
 
 <file path=word/document.xml><?xml version="1.0" encoding="utf-8"?>
-<w:document xmlns:wpc="http://schemas.microsoft.com/office/word/2010/wordprocessingCanvas" xmlns:cx="http://schemas.microsoft.com/office/drawing/2014/chartex" xmlns:mc="http://schemas.openxmlformats.org/markup-compatibility/2006" xmlns:o="urn:schemas-microsoft-com:office:office" xmlns:r="http://schemas.openxmlformats.org/officeDocument/2006/relationships" xmlns:m="http://schemas.openxmlformats.org/officeDocument/2006/math" xmlns:v="urn:schemas-microsoft-com:vml" xmlns:wp14="http://schemas.microsoft.com/office/word/2010/wordprocessingDrawing" xmlns:wp="http://schemas.openxmlformats.org/drawingml/2006/wordprocessingDrawing" xmlns:w10="urn:schemas-microsoft-com:office:word" xmlns:w="http://schemas.openxmlformats.org/wordprocessingml/2006/main" xmlns:w14="http://schemas.microsoft.com/office/word/2010/wordml" xmlns:w15="http://schemas.microsoft.com/office/word/2012/wordml" xmlns:w16se="http://schemas.microsoft.com/office/word/2015/wordml/symex" xmlns:wpg="http://schemas.microsoft.com/office/word/2010/wordprocessingGroup" xmlns:wpi="http://schemas.microsoft.com/office/word/2010/wordprocessingInk" xmlns:wne="http://schemas.microsoft.com/office/word/2006/wordml" xmlns:wps="http://schemas.microsoft.com/office/word/2010/wordprocessingShape" mc:Ignorable="w14 w15 w16se wp14">
+<w:document xmlns:wpc="http://schemas.microsoft.com/office/word/2010/wordprocessingCanvas" xmlns:cx="http://schemas.microsoft.com/office/drawing/2014/chartex" xmlns:cx1="http://schemas.microsoft.com/office/drawing/2015/9/8/chartex" xmlns:cx2="http://schemas.microsoft.com/office/drawing/2015/10/21/chartex" xmlns:cx3="http://schemas.microsoft.com/office/drawing/2016/5/9/chartex" xmlns:cx4="http://schemas.microsoft.com/office/drawing/2016/5/10/chartex" xmlns:cx5="http://schemas.microsoft.com/office/drawing/2016/5/11/chartex" xmlns:cx6="http://schemas.microsoft.com/office/drawing/2016/5/12/chartex" xmlns:cx7="http://schemas.microsoft.com/office/drawing/2016/5/13/chartex" xmlns:cx8="http://schemas.microsoft.com/office/drawing/2016/5/14/chartex" xmlns:mc="http://schemas.openxmlformats.org/markup-compatibility/2006" xmlns:aink="http://schemas.microsoft.com/office/drawing/2016/ink" xmlns:am3d="http://schemas.microsoft.com/office/drawing/2017/model3d" xmlns:o="urn:schemas-microsoft-com:office:office" xmlns:oel="http://schemas.microsoft.com/office/2019/extlst" xmlns:r="http://schemas.openxmlformats.org/officeDocument/2006/relationships" xmlns:m="http://schemas.openxmlformats.org/officeDocument/2006/math" xmlns:v="urn:schemas-microsoft-com:vml" xmlns:wp14="http://schemas.microsoft.com/office/word/2010/wordprocessingDrawing" xmlns:wp="http://schemas.openxmlformats.org/drawingml/2006/wordprocessingDrawing" xmlns:w10="urn:schemas-microsoft-com:office:word" xmlns:w="http://schemas.openxmlformats.org/wordprocessingml/2006/main" xmlns:w14="http://schemas.microsoft.com/office/word/2010/wordml" xmlns:w15="http://schemas.microsoft.com/office/word/2012/wordml" xmlns:w16cex="http://schemas.microsoft.com/office/word/2018/wordml/cex" xmlns:w16cid="http://schemas.microsoft.com/office/word/2016/wordml/cid" xmlns:w16="http://schemas.microsoft.com/office/word/2018/wordml" xmlns:w16sdtdh="http://schemas.microsoft.com/office/word/2020/wordml/sdtdatahash" xmlns:w16se="http://schemas.microsoft.com/office/word/2015/wordml/symex" xmlns:wpg="http://schemas.microsoft.com/office/word/2010/wordprocessingGroup" xmlns:wpi="http://schemas.microsoft.com/office/word/2010/wordprocessingInk" xmlns:wne="http://schemas.microsoft.com/office/word/2006/wordml" xmlns:wps="http://schemas.microsoft.com/office/word/2010/wordprocessingShape" mc:Ignorable="w14 w15 w16se w16cid w16 w16cex w16sdtdh wp14">
   <w:body>
     <w:p>
       <w:pPr>
@@ -260,7 +260,67 @@
           <w:lang w:eastAsia="pt-BR"/>
           <w14:ligatures w14:val="none"/>
         </w:rPr>
-        <w:t>Adobe Garamond Pro (ou EB Garamond):</w:t>
+        <w:t xml:space="preserve">Adobe </w:t>
+      </w:r>
+      <w:proofErr w:type="spellStart"/>
+      <w:r>
+        <w:rPr>
+          <w:rFonts w:ascii="Arial" w:eastAsia="Times New Roman" w:hAnsi="Arial" w:cs="Arial"/>
+          <w:b/>
+          <w:bCs/>
+          <w:color w:val="0A0A0A"/>
+          <w:kern w:val="0"/>
+          <w:sz w:val="24"/>
+          <w:szCs w:val="24"/>
+          <w:lang w:eastAsia="pt-BR"/>
+          <w14:ligatures w14:val="none"/>
+        </w:rPr>
+        <w:t>Garamond</w:t>
+      </w:r>
+      <w:proofErr w:type="spellEnd"/>
+      <w:r>
+        <w:rPr>
+          <w:rFonts w:ascii="Arial" w:eastAsia="Times New Roman" w:hAnsi="Arial" w:cs="Arial"/>
+          <w:b/>
+          <w:bCs/>
+          <w:color w:val="0A0A0A"/>
+          <w:kern w:val="0"/>
+          <w:sz w:val="24"/>
+          <w:szCs w:val="24"/>
+          <w:lang w:eastAsia="pt-BR"/>
+          <w14:ligatures w14:val="none"/>
+        </w:rPr>
+        <w:t xml:space="preserve"> Pro (ou EB </w:t>
+      </w:r>
+      <w:proofErr w:type="spellStart"/>
+      <w:r>
+        <w:rPr>
+          <w:rFonts w:ascii="Arial" w:eastAsia="Times New Roman" w:hAnsi="Arial" w:cs="Arial"/>
+          <w:b/>
+          <w:bCs/>
+          <w:color w:val="0A0A0A"/>
+          <w:kern w:val="0"/>
+          <w:sz w:val="24"/>
+          <w:szCs w:val="24"/>
+          <w:lang w:eastAsia="pt-BR"/>
+          <w14:ligatures w14:val="none"/>
+        </w:rPr>
+        <w:t>Garamond</w:t>
+      </w:r>
+      <w:proofErr w:type="spellEnd"/>
+      <w:r>
+        <w:rPr>
+          <w:rFonts w:ascii="Arial" w:eastAsia="Times New Roman" w:hAnsi="Arial" w:cs="Arial"/>
+          <w:b/>
+          <w:bCs/>
+          <w:color w:val="0A0A0A"/>
+          <w:kern w:val="0"/>
+          <w:sz w:val="24"/>
+          <w:szCs w:val="24"/>
+          <w:lang w:eastAsia="pt-BR"/>
+          <w14:ligatures w14:val="none"/>
+        </w:rPr>
+        <w:t>):</w:t>
       </w:r>
       <w:r>
         <w:rPr>
@@ -305,7 +365,37 @@
           <w:lang w:eastAsia="pt-BR"/>
           <w14:ligatures w14:val="none"/>
         </w:rPr>
-        <w:t>PT Serif:</w:t>
+        <w:t xml:space="preserve">PT </w:t>
+      </w:r>
+      <w:proofErr w:type="spellStart"/>
+      <w:r>
+        <w:rPr>
+          <w:rFonts w:ascii="Arial" w:eastAsia="Times New Roman" w:hAnsi="Arial" w:cs="Arial"/>
+          <w:b/>
+          <w:bCs/>
+          <w:color w:val="0A0A0A"/>
+          <w:kern w:val="0"/>
+          <w:sz w:val="24"/>
+          <w:szCs w:val="24"/>
+          <w:lang w:eastAsia="pt-BR"/>
+          <w14:ligatures w14:val="none"/>
+        </w:rPr>
+        <w:t>Serif</w:t>
+      </w:r>
+      <w:proofErr w:type="spellEnd"/>
+      <w:r>
+        <w:rPr>
+          <w:rFonts w:ascii="Arial" w:eastAsia="Times New Roman" w:hAnsi="Arial" w:cs="Arial"/>
+          <w:b/>
+          <w:bCs/>
+          <w:color w:val="0A0A0A"/>
+          <w:kern w:val="0"/>
+          <w:sz w:val="24"/>
+          <w:szCs w:val="24"/>
+          <w:lang w:eastAsia="pt-BR"/>
+          <w14:ligatures w14:val="none"/>
+        </w:rPr>
+        <w:t>:</w:t>
       </w:r>
       <w:r>
         <w:rPr>
@@ -346,7 +436,27 @@
           <w:sz w:val="24"/>
           <w:szCs w:val="24"/>
         </w:rPr>
-        <w:t xml:space="preserve">Fontes Não Serifadas (Sans-serif) </w:t>
+        <w:t>Fontes Não Serifadas (</w:t>
+      </w:r>
+      <w:proofErr w:type="spellStart"/>
+      <w:r>
+        <w:rPr>
+          <w:b/>
+          <w:bCs/>
+          <w:sz w:val="24"/>
+          <w:szCs w:val="24"/>
+        </w:rPr>
+        <w:t>Sans-serif</w:t>
+      </w:r>
+      <w:proofErr w:type="spellEnd"/>
+      <w:r>
+        <w:rPr>
+          <w:b/>
+          <w:bCs/>
+          <w:sz w:val="24"/>
+          <w:szCs w:val="24"/>
+        </w:rPr>
+        <w:t xml:space="preserve">) </w:t>
       </w:r>
     </w:p>
     <w:p>
@@ -366,21 +476,10 @@
           <w:color w:val="0A0A0A"/>
           <w:shd w:val="clear" w:color="auto" w:fill="FFFFFF"/>
         </w:rPr>
-        <w:t>S</w:t>
-      </w:r>
-      <w:r>
-        <w:rPr>
-          <w:rFonts w:ascii="Arial" w:hAnsi="Arial" w:cs="Arial"/>
-          <w:color w:val="0A0A0A"/>
-          <w:shd w:val="clear" w:color="auto" w:fill="FFFFFF"/>
-        </w:rPr>
-        <w:t>ão </w:t>
-      </w:r>
-      <w:r>
-        <w:t>tipos de letra caracterizados pela ausência de pequenos traços, "pés" ou hastes decorativas nas extremidades dos caracteres</w:t>
-      </w:r>
-      <w:r>
-        <w:t>.</w:t>
+        <w:t>São </w:t>
+      </w:r>
+      <w:r>
+        <w:t>tipos de letra caracterizados pela ausência de pequenos traços, "pés" ou hastes decorativas nas extremidades dos caracteres.</w:t>
       </w:r>
     </w:p>
     <w:p>
@@ -431,15 +530,25 @@
           <w:color w:val="0A0A0A"/>
           <w:shd w:val="clear" w:color="auto" w:fill="FFFFFF"/>
         </w:rPr>
-        <w:t>A</w:t>
-      </w:r>
+        <w:t xml:space="preserve">As fontes </w:t>
+      </w:r>
+      <w:proofErr w:type="spellStart"/>
       <w:r>
         <w:rPr>
           <w:rFonts w:ascii="Arial" w:hAnsi="Arial" w:cs="Arial"/>
           <w:color w:val="0A0A0A"/>
           <w:shd w:val="clear" w:color="auto" w:fill="FFFFFF"/>
         </w:rPr>
-        <w:t>s fontes sans-serif são a opção ideal quando o objetivo é </w:t>
+        <w:t>sans-serif</w:t>
+      </w:r>
+      <w:proofErr w:type="spellEnd"/>
+      <w:r>
+        <w:rPr>
+          <w:rFonts w:ascii="Arial" w:hAnsi="Arial" w:cs="Arial"/>
+          <w:color w:val="0A0A0A"/>
+          <w:shd w:val="clear" w:color="auto" w:fill="FFFFFF"/>
+        </w:rPr>
+        <w:t xml:space="preserve"> são a opção ideal quando o objetivo é </w:t>
       </w:r>
       <w:r>
         <w:rPr>
@@ -457,15 +566,7 @@
           <w:color w:val="0A0A0A"/>
           <w:shd w:val="clear" w:color="auto" w:fill="FFFFFF"/>
         </w:rPr>
-        <w:t>, contrastando com a formalidade das fontes serifadas</w:t>
-      </w:r>
-      <w:r>
-        <w:rPr>
-          <w:rFonts w:ascii="Arial" w:hAnsi="Arial" w:cs="Arial"/>
-          <w:color w:val="0A0A0A"/>
-          <w:shd w:val="clear" w:color="auto" w:fill="FFFFFF"/>
-        </w:rPr>
-        <w:t>.</w:t>
+        <w:t>, contrastando com a formalidade das fontes serifadas.</w:t>
       </w:r>
     </w:p>
     <w:p>
@@ -486,19 +587,35 @@
           <w14:ligatures w14:val="none"/>
         </w:rPr>
       </w:pPr>
-      <w:r>
-        <w:rPr>
-          <w:rFonts w:ascii="Arial" w:eastAsia="Times New Roman" w:hAnsi="Arial" w:cs="Arial"/>
-          <w:b/>
-          <w:bCs/>
-          <w:color w:val="0A0A0A"/>
-          <w:kern w:val="0"/>
-          <w:sz w:val="24"/>
-          <w:szCs w:val="24"/>
-          <w:lang w:eastAsia="pt-BR"/>
-          <w14:ligatures w14:val="none"/>
-        </w:rPr>
-        <w:t>Helvetica:</w:t>
+      <w:proofErr w:type="spellStart"/>
+      <w:r>
+        <w:rPr>
+          <w:rFonts w:ascii="Arial" w:eastAsia="Times New Roman" w:hAnsi="Arial" w:cs="Arial"/>
+          <w:b/>
+          <w:bCs/>
+          <w:color w:val="0A0A0A"/>
+          <w:kern w:val="0"/>
+          <w:sz w:val="24"/>
+          <w:szCs w:val="24"/>
+          <w:lang w:eastAsia="pt-BR"/>
+          <w14:ligatures w14:val="none"/>
+        </w:rPr>
+        <w:t>Helvetica</w:t>
+      </w:r>
+      <w:proofErr w:type="spellEnd"/>
+      <w:r>
+        <w:rPr>
+          <w:rFonts w:ascii="Arial" w:eastAsia="Times New Roman" w:hAnsi="Arial" w:cs="Arial"/>
+          <w:b/>
+          <w:bCs/>
+          <w:color w:val="0A0A0A"/>
+          <w:kern w:val="0"/>
+          <w:sz w:val="24"/>
+          <w:szCs w:val="24"/>
+          <w:lang w:eastAsia="pt-BR"/>
+          <w14:ligatures w14:val="none"/>
+        </w:rPr>
+        <w:t>:</w:t>
       </w:r>
       <w:r>
         <w:rPr>
@@ -576,6 +693,7 @@
           <w14:ligatures w14:val="none"/>
         </w:rPr>
       </w:pPr>
+      <w:proofErr w:type="spellStart"/>
       <w:r>
         <w:rPr>
           <w:rFonts w:ascii="Arial" w:eastAsia="Times New Roman" w:hAnsi="Arial" w:cs="Arial"/>
@@ -589,7 +707,22 @@
           <w14:ligatures w14:val="none"/>
         </w:rPr>
         <w:lastRenderedPageBreak/>
-        <w:t>Roboto:</w:t>
+        <w:t>Roboto</w:t>
+      </w:r>
+      <w:proofErr w:type="spellEnd"/>
+      <w:r>
+        <w:rPr>
+          <w:rFonts w:ascii="Arial" w:eastAsia="Times New Roman" w:hAnsi="Arial" w:cs="Arial"/>
+          <w:b/>
+          <w:bCs/>
+          <w:color w:val="0A0A0A"/>
+          <w:kern w:val="0"/>
+          <w:sz w:val="24"/>
+          <w:szCs w:val="24"/>
+          <w:lang w:eastAsia="pt-BR"/>
+          <w14:ligatures w14:val="none"/>
+        </w:rPr>
+        <w:t>:</w:t>
       </w:r>
       <w:r>
         <w:rPr>
@@ -637,16 +770,36 @@
           <w:sz w:val="24"/>
           <w:szCs w:val="24"/>
         </w:rPr>
-        <w:t xml:space="preserve"> Fontes Monoespaç</w:t>
-      </w:r>
-      <w:r>
-        <w:rPr>
-          <w:b/>
-          <w:bCs/>
-          <w:sz w:val="24"/>
-          <w:szCs w:val="24"/>
-        </w:rPr>
-        <w:t xml:space="preserve">adas </w:t>
+        <w:t xml:space="preserve"> Fontes </w:t>
+      </w:r>
+      <w:proofErr w:type="spellStart"/>
+      <w:r>
+        <w:rPr>
+          <w:b/>
+          <w:bCs/>
+          <w:sz w:val="24"/>
+          <w:szCs w:val="24"/>
+        </w:rPr>
+        <w:t>Monoespaç</w:t>
+      </w:r>
+      <w:r>
+        <w:rPr>
+          <w:b/>
+          <w:bCs/>
+          <w:sz w:val="24"/>
+          <w:szCs w:val="24"/>
+        </w:rPr>
+        <w:t>adas</w:t>
+      </w:r>
+      <w:proofErr w:type="spellEnd"/>
+      <w:r>
+        <w:rPr>
+          <w:b/>
+          <w:bCs/>
+          <w:sz w:val="24"/>
+          <w:szCs w:val="24"/>
+        </w:rPr>
+        <w:t xml:space="preserve"> </w:t>
       </w:r>
     </w:p>
     <w:p>
@@ -661,13 +814,7 @@
         </w:rPr>
       </w:pPr>
       <w:r>
-        <w:t> </w:t>
-      </w:r>
-      <w:r>
-        <w:t>É</w:t>
-      </w:r>
-      <w:r>
-        <w:t xml:space="preserve"> um tipo de letra onde todos os caracteres — letras, números, símbolos e espaços — ocupam a mesma largura horizontal, diferentemente das fontes proporcionais</w:t>
+        <w:t> É um tipo de letra onde todos os caracteres — letras, números, símbolos e espaços — ocupam a mesma largura horizontal, diferentemente das fontes proporcionais</w:t>
       </w:r>
     </w:p>
     <w:p>
@@ -780,7 +927,33 @@
           <w:lang w:eastAsia="pt-BR"/>
           <w14:ligatures w14:val="none"/>
         </w:rPr>
-        <w:t> Uma das fontes monoespaçadas mais clássicas e comuns, baseada em máquinas de escrever.</w:t>
+        <w:t xml:space="preserve"> Uma das fontes </w:t>
+      </w:r>
+      <w:proofErr w:type="spellStart"/>
+      <w:r>
+        <w:rPr>
+          <w:rFonts w:ascii="Arial" w:eastAsia="Times New Roman" w:hAnsi="Arial" w:cs="Arial"/>
+          <w:color w:val="0A0A0A"/>
+          <w:kern w:val="0"/>
+          <w:sz w:val="24"/>
+          <w:szCs w:val="24"/>
+          <w:lang w:eastAsia="pt-BR"/>
+          <w14:ligatures w14:val="none"/>
+        </w:rPr>
+        <w:t>monoespaçadas</w:t>
+      </w:r>
+      <w:proofErr w:type="spellEnd"/>
+      <w:r>
+        <w:rPr>
+          <w:rFonts w:ascii="Arial" w:eastAsia="Times New Roman" w:hAnsi="Arial" w:cs="Arial"/>
+          <w:color w:val="0A0A0A"/>
+          <w:kern w:val="0"/>
+          <w:sz w:val="24"/>
+          <w:szCs w:val="24"/>
+          <w:lang w:eastAsia="pt-BR"/>
+          <w14:ligatures w14:val="none"/>
+        </w:rPr>
+        <w:t xml:space="preserve"> mais clássicas e comuns, baseada em máquinas de escrever.</w:t>
       </w:r>
     </w:p>
     <w:p>
@@ -801,31 +974,73 @@
           <w14:ligatures w14:val="none"/>
         </w:rPr>
       </w:pPr>
-      <w:r>
-        <w:rPr>
-          <w:rFonts w:ascii="Arial" w:eastAsia="Times New Roman" w:hAnsi="Arial" w:cs="Arial"/>
-          <w:b/>
-          <w:bCs/>
-          <w:color w:val="0A0A0A"/>
-          <w:kern w:val="0"/>
-          <w:sz w:val="24"/>
-          <w:szCs w:val="24"/>
-          <w:lang w:eastAsia="pt-BR"/>
-          <w14:ligatures w14:val="none"/>
-        </w:rPr>
-        <w:t>JetBrains Mono:</w:t>
-      </w:r>
-      <w:r>
-        <w:rPr>
-          <w:rFonts w:ascii="Arial" w:eastAsia="Times New Roman" w:hAnsi="Arial" w:cs="Arial"/>
-          <w:color w:val="0A0A0A"/>
-          <w:kern w:val="0"/>
-          <w:sz w:val="24"/>
-          <w:szCs w:val="24"/>
-          <w:lang w:eastAsia="pt-BR"/>
-          <w14:ligatures w14:val="none"/>
-        </w:rPr>
-        <w:t> Uma fonte moderna, desenvolvida especificamente para desenvolvedores e IDEs.</w:t>
+      <w:proofErr w:type="spellStart"/>
+      <w:r>
+        <w:rPr>
+          <w:rFonts w:ascii="Arial" w:eastAsia="Times New Roman" w:hAnsi="Arial" w:cs="Arial"/>
+          <w:b/>
+          <w:bCs/>
+          <w:color w:val="0A0A0A"/>
+          <w:kern w:val="0"/>
+          <w:sz w:val="24"/>
+          <w:szCs w:val="24"/>
+          <w:lang w:eastAsia="pt-BR"/>
+          <w14:ligatures w14:val="none"/>
+        </w:rPr>
+        <w:t>JetBrains</w:t>
+      </w:r>
+      <w:proofErr w:type="spellEnd"/>
+      <w:r>
+        <w:rPr>
+          <w:rFonts w:ascii="Arial" w:eastAsia="Times New Roman" w:hAnsi="Arial" w:cs="Arial"/>
+          <w:b/>
+          <w:bCs/>
+          <w:color w:val="0A0A0A"/>
+          <w:kern w:val="0"/>
+          <w:sz w:val="24"/>
+          <w:szCs w:val="24"/>
+          <w:lang w:eastAsia="pt-BR"/>
+          <w14:ligatures w14:val="none"/>
+        </w:rPr>
+        <w:t xml:space="preserve"> Mono:</w:t>
+      </w:r>
+      <w:r>
+        <w:rPr>
+          <w:rFonts w:ascii="Arial" w:eastAsia="Times New Roman" w:hAnsi="Arial" w:cs="Arial"/>
+          <w:color w:val="0A0A0A"/>
+          <w:kern w:val="0"/>
+          <w:sz w:val="24"/>
+          <w:szCs w:val="24"/>
+          <w:lang w:eastAsia="pt-BR"/>
+          <w14:ligatures w14:val="none"/>
+        </w:rPr>
+        <w:t xml:space="preserve"> Uma fonte moderna, desenvolvida especificamente para desenvolvedores e </w:t>
+      </w:r>
+      <w:proofErr w:type="spellStart"/>
+      <w:r>
+        <w:rPr>
+          <w:rFonts w:ascii="Arial" w:eastAsia="Times New Roman" w:hAnsi="Arial" w:cs="Arial"/>
+          <w:color w:val="0A0A0A"/>
+          <w:kern w:val="0"/>
+          <w:sz w:val="24"/>
+          <w:szCs w:val="24"/>
+          <w:lang w:eastAsia="pt-BR"/>
+          <w14:ligatures w14:val="none"/>
+        </w:rPr>
+        <w:t>IDEs</w:t>
+      </w:r>
+      <w:proofErr w:type="spellEnd"/>
+      <w:r>
+        <w:rPr>
+          <w:rFonts w:ascii="Arial" w:eastAsia="Times New Roman" w:hAnsi="Arial" w:cs="Arial"/>
+          <w:color w:val="0A0A0A"/>
+          <w:kern w:val="0"/>
+          <w:sz w:val="24"/>
+          <w:szCs w:val="24"/>
+          <w:lang w:eastAsia="pt-BR"/>
+          <w14:ligatures w14:val="none"/>
+        </w:rPr>
+        <w:t>.</w:t>
       </w:r>
     </w:p>
     <w:p>
@@ -882,8 +1097,21 @@
             <w:lang w:eastAsia="pt-BR"/>
             <w14:ligatures w14:val="none"/>
           </w:rPr>
-          <w:t>Google Fonts</w:t>
+          <w:t xml:space="preserve">Google </w:t>
         </w:r>
+        <w:proofErr w:type="spellStart"/>
+        <w:r>
+          <w:rPr>
+            <w:rFonts w:ascii="Arial" w:eastAsia="Times New Roman" w:hAnsi="Arial" w:cs="Arial"/>
+            <w:kern w:val="0"/>
+            <w:sz w:val="24"/>
+            <w:szCs w:val="24"/>
+            <w:lang w:eastAsia="pt-BR"/>
+            <w14:ligatures w14:val="none"/>
+          </w:rPr>
+          <w:t>Fonts</w:t>
+        </w:r>
+        <w:proofErr w:type="spellEnd"/>
       </w:hyperlink>
       <w:r>
         <w:rPr>
@@ -1045,7 +1273,33 @@
           <w:lang w:eastAsia="pt-BR"/>
           <w14:ligatures w14:val="none"/>
         </w:rPr>
-        <w:t> Uma das fontes monoespaçadas mais clássicas e comuns, frequentemente usada em documentos técnicos.</w:t>
+        <w:t xml:space="preserve"> Uma das fontes </w:t>
+      </w:r>
+      <w:proofErr w:type="spellStart"/>
+      <w:r>
+        <w:rPr>
+          <w:rFonts w:ascii="Arial" w:eastAsia="Times New Roman" w:hAnsi="Arial" w:cs="Arial"/>
+          <w:color w:val="0A0A0A"/>
+          <w:kern w:val="0"/>
+          <w:sz w:val="24"/>
+          <w:szCs w:val="24"/>
+          <w:lang w:eastAsia="pt-BR"/>
+          <w14:ligatures w14:val="none"/>
+        </w:rPr>
+        <w:t>monoespaçadas</w:t>
+      </w:r>
+      <w:proofErr w:type="spellEnd"/>
+      <w:r>
+        <w:rPr>
+          <w:rFonts w:ascii="Arial" w:eastAsia="Times New Roman" w:hAnsi="Arial" w:cs="Arial"/>
+          <w:color w:val="0A0A0A"/>
+          <w:kern w:val="0"/>
+          <w:sz w:val="24"/>
+          <w:szCs w:val="24"/>
+          <w:lang w:eastAsia="pt-BR"/>
+          <w14:ligatures w14:val="none"/>
+        </w:rPr>
+        <w:t xml:space="preserve"> mais clássicas e comuns, frequentemente usada em documentos técnicos.</w:t>
       </w:r>
     </w:p>
     <w:p>
@@ -1066,31 +1320,99 @@
           <w14:ligatures w14:val="none"/>
         </w:rPr>
       </w:pPr>
-      <w:r>
-        <w:rPr>
-          <w:rFonts w:ascii="Arial" w:eastAsia="Times New Roman" w:hAnsi="Arial" w:cs="Arial"/>
-          <w:b/>
-          <w:bCs/>
-          <w:color w:val="0A0A0A"/>
-          <w:kern w:val="0"/>
-          <w:sz w:val="24"/>
-          <w:szCs w:val="24"/>
-          <w:lang w:eastAsia="pt-BR"/>
-          <w14:ligatures w14:val="none"/>
-        </w:rPr>
-        <w:t>Roboto Mono:</w:t>
-      </w:r>
-      <w:r>
-        <w:rPr>
-          <w:rFonts w:ascii="Arial" w:eastAsia="Times New Roman" w:hAnsi="Arial" w:cs="Arial"/>
-          <w:color w:val="0A0A0A"/>
-          <w:kern w:val="0"/>
-          <w:sz w:val="24"/>
-          <w:szCs w:val="24"/>
-          <w:lang w:eastAsia="pt-BR"/>
-          <w14:ligatures w14:val="none"/>
-        </w:rPr>
-        <w:t> Uma variante monoespaçada da popular família Roboto, muito utilizada na web.</w:t>
+      <w:proofErr w:type="spellStart"/>
+      <w:r>
+        <w:rPr>
+          <w:rFonts w:ascii="Arial" w:eastAsia="Times New Roman" w:hAnsi="Arial" w:cs="Arial"/>
+          <w:b/>
+          <w:bCs/>
+          <w:color w:val="0A0A0A"/>
+          <w:kern w:val="0"/>
+          <w:sz w:val="24"/>
+          <w:szCs w:val="24"/>
+          <w:lang w:eastAsia="pt-BR"/>
+          <w14:ligatures w14:val="none"/>
+        </w:rPr>
+        <w:t>Roboto</w:t>
+      </w:r>
+      <w:proofErr w:type="spellEnd"/>
+      <w:r>
+        <w:rPr>
+          <w:rFonts w:ascii="Arial" w:eastAsia="Times New Roman" w:hAnsi="Arial" w:cs="Arial"/>
+          <w:b/>
+          <w:bCs/>
+          <w:color w:val="0A0A0A"/>
+          <w:kern w:val="0"/>
+          <w:sz w:val="24"/>
+          <w:szCs w:val="24"/>
+          <w:lang w:eastAsia="pt-BR"/>
+          <w14:ligatures w14:val="none"/>
+        </w:rPr>
+        <w:t xml:space="preserve"> Mono:</w:t>
+      </w:r>
+      <w:r>
+        <w:rPr>
+          <w:rFonts w:ascii="Arial" w:eastAsia="Times New Roman" w:hAnsi="Arial" w:cs="Arial"/>
+          <w:color w:val="0A0A0A"/>
+          <w:kern w:val="0"/>
+          <w:sz w:val="24"/>
+          <w:szCs w:val="24"/>
+          <w:lang w:eastAsia="pt-BR"/>
+          <w14:ligatures w14:val="none"/>
+        </w:rPr>
+        <w:t xml:space="preserve"> Uma variante </w:t>
+      </w:r>
+      <w:proofErr w:type="spellStart"/>
+      <w:r>
+        <w:rPr>
+          <w:rFonts w:ascii="Arial" w:eastAsia="Times New Roman" w:hAnsi="Arial" w:cs="Arial"/>
+          <w:color w:val="0A0A0A"/>
+          <w:kern w:val="0"/>
+          <w:sz w:val="24"/>
+          <w:szCs w:val="24"/>
+          <w:lang w:eastAsia="pt-BR"/>
+          <w14:ligatures w14:val="none"/>
+        </w:rPr>
+        <w:t>monoespaçada</w:t>
+      </w:r>
+      <w:proofErr w:type="spellEnd"/>
+      <w:r>
+        <w:rPr>
+          <w:rFonts w:ascii="Arial" w:eastAsia="Times New Roman" w:hAnsi="Arial" w:cs="Arial"/>
+          <w:color w:val="0A0A0A"/>
+          <w:kern w:val="0"/>
+          <w:sz w:val="24"/>
+          <w:szCs w:val="24"/>
+          <w:lang w:eastAsia="pt-BR"/>
+          <w14:ligatures w14:val="none"/>
+        </w:rPr>
+        <w:t xml:space="preserve"> da popular família </w:t>
+      </w:r>
+      <w:proofErr w:type="spellStart"/>
+      <w:r>
+        <w:rPr>
+          <w:rFonts w:ascii="Arial" w:eastAsia="Times New Roman" w:hAnsi="Arial" w:cs="Arial"/>
+          <w:color w:val="0A0A0A"/>
+          <w:kern w:val="0"/>
+          <w:sz w:val="24"/>
+          <w:szCs w:val="24"/>
+          <w:lang w:eastAsia="pt-BR"/>
+          <w14:ligatures w14:val="none"/>
+        </w:rPr>
+        <w:t>Roboto</w:t>
+      </w:r>
+      <w:proofErr w:type="spellEnd"/>
+      <w:r>
+        <w:rPr>
+          <w:rFonts w:ascii="Arial" w:eastAsia="Times New Roman" w:hAnsi="Arial" w:cs="Arial"/>
+          <w:color w:val="0A0A0A"/>
+          <w:kern w:val="0"/>
+          <w:sz w:val="24"/>
+          <w:szCs w:val="24"/>
+          <w:lang w:eastAsia="pt-BR"/>
+          <w14:ligatures w14:val="none"/>
+        </w:rPr>
+        <w:t>, muito utilizada na web.</w:t>
       </w:r>
     </w:p>
     <w:p>
@@ -1123,7 +1445,37 @@
           <w:lang w:eastAsia="pt-BR"/>
           <w14:ligatures w14:val="none"/>
         </w:rPr>
-        <w:t>Fira Code:</w:t>
+        <w:t xml:space="preserve">Fira </w:t>
+      </w:r>
+      <w:proofErr w:type="spellStart"/>
+      <w:r>
+        <w:rPr>
+          <w:rFonts w:ascii="Arial" w:eastAsia="Times New Roman" w:hAnsi="Arial" w:cs="Arial"/>
+          <w:b/>
+          <w:bCs/>
+          <w:color w:val="0A0A0A"/>
+          <w:kern w:val="0"/>
+          <w:sz w:val="24"/>
+          <w:szCs w:val="24"/>
+          <w:lang w:eastAsia="pt-BR"/>
+          <w14:ligatures w14:val="none"/>
+        </w:rPr>
+        <w:t>Code</w:t>
+      </w:r>
+      <w:proofErr w:type="spellEnd"/>
+      <w:r>
+        <w:rPr>
+          <w:rFonts w:ascii="Arial" w:eastAsia="Times New Roman" w:hAnsi="Arial" w:cs="Arial"/>
+          <w:b/>
+          <w:bCs/>
+          <w:color w:val="0A0A0A"/>
+          <w:kern w:val="0"/>
+          <w:sz w:val="24"/>
+          <w:szCs w:val="24"/>
+          <w:lang w:eastAsia="pt-BR"/>
+          <w14:ligatures w14:val="none"/>
+        </w:rPr>
+        <w:t>:</w:t>
       </w:r>
       <w:r>
         <w:rPr>
@@ -1259,10 +1611,7 @@
         </w:rPr>
       </w:pPr>
       <w:r>
-        <w:t> são tipos de letra projetados especificamente para chamar a atenção, sendo usadas em tamanhos grandes como títulos, logotipos, pôsteres e manchetes</w:t>
-      </w:r>
-      <w:r>
-        <w:t>.</w:t>
+        <w:t> são tipos de letra projetados especificamente para chamar a atenção, sendo usadas em tamanhos grandes como títulos, logotipos, pôsteres e manchetes.</w:t>
       </w:r>
     </w:p>
     <w:p>
@@ -1682,7 +2031,67 @@
           <w:lang w:eastAsia="pt-BR"/>
           <w14:ligatures w14:val="none"/>
         </w:rPr>
-        <w:t>Não-Serifada (Sans Serif)</w:t>
+        <w:t>Não-Serifada (</w:t>
+      </w:r>
+      <w:proofErr w:type="spellStart"/>
+      <w:r>
+        <w:rPr>
+          <w:rFonts w:ascii="Arial" w:eastAsia="Times New Roman" w:hAnsi="Arial" w:cs="Arial"/>
+          <w:b/>
+          <w:bCs/>
+          <w:color w:val="0A0A0A"/>
+          <w:kern w:val="0"/>
+          <w:sz w:val="30"/>
+          <w:szCs w:val="30"/>
+          <w:lang w:eastAsia="pt-BR"/>
+          <w14:ligatures w14:val="none"/>
+        </w:rPr>
+        <w:t>Sans</w:t>
+      </w:r>
+      <w:proofErr w:type="spellEnd"/>
+      <w:r>
+        <w:rPr>
+          <w:rFonts w:ascii="Arial" w:eastAsia="Times New Roman" w:hAnsi="Arial" w:cs="Arial"/>
+          <w:b/>
+          <w:bCs/>
+          <w:color w:val="0A0A0A"/>
+          <w:kern w:val="0"/>
+          <w:sz w:val="30"/>
+          <w:szCs w:val="30"/>
+          <w:lang w:eastAsia="pt-BR"/>
+          <w14:ligatures w14:val="none"/>
+        </w:rPr>
+        <w:t xml:space="preserve"> </w:t>
+      </w:r>
+      <w:proofErr w:type="spellStart"/>
+      <w:r>
+        <w:rPr>
+          <w:rFonts w:ascii="Arial" w:eastAsia="Times New Roman" w:hAnsi="Arial" w:cs="Arial"/>
+          <w:b/>
+          <w:bCs/>
+          <w:color w:val="0A0A0A"/>
+          <w:kern w:val="0"/>
+          <w:sz w:val="30"/>
+          <w:szCs w:val="30"/>
+          <w:lang w:eastAsia="pt-BR"/>
+          <w14:ligatures w14:val="none"/>
+        </w:rPr>
+        <w:t>Serif</w:t>
+      </w:r>
+      <w:proofErr w:type="spellEnd"/>
+      <w:r>
+        <w:rPr>
+          <w:rFonts w:ascii="Arial" w:eastAsia="Times New Roman" w:hAnsi="Arial" w:cs="Arial"/>
+          <w:b/>
+          <w:bCs/>
+          <w:color w:val="0A0A0A"/>
+          <w:kern w:val="0"/>
+          <w:sz w:val="30"/>
+          <w:szCs w:val="30"/>
+          <w:lang w:eastAsia="pt-BR"/>
+          <w14:ligatures w14:val="none"/>
+        </w:rPr>
+        <w:t>)</w:t>
       </w:r>
     </w:p>
     <w:p>
@@ -1728,7 +2137,33 @@
           <w:lang w:eastAsia="pt-BR"/>
           <w14:ligatures w14:val="none"/>
         </w:rPr>
-        <w:t> Helvetica ou Arial</w:t>
+        <w:t> </w:t>
+      </w:r>
+      <w:proofErr w:type="spellStart"/>
+      <w:r>
+        <w:rPr>
+          <w:rFonts w:ascii="Arial" w:eastAsia="Times New Roman" w:hAnsi="Arial" w:cs="Arial"/>
+          <w:color w:val="0A0A0A"/>
+          <w:kern w:val="0"/>
+          <w:sz w:val="24"/>
+          <w:szCs w:val="24"/>
+          <w:lang w:eastAsia="pt-BR"/>
+          <w14:ligatures w14:val="none"/>
+        </w:rPr>
+        <w:t>Helvetica</w:t>
+      </w:r>
+      <w:proofErr w:type="spellEnd"/>
+      <w:r>
+        <w:rPr>
+          <w:rFonts w:ascii="Arial" w:eastAsia="Times New Roman" w:hAnsi="Arial" w:cs="Arial"/>
+          <w:color w:val="0A0A0A"/>
+          <w:kern w:val="0"/>
+          <w:sz w:val="24"/>
+          <w:szCs w:val="24"/>
+          <w:lang w:eastAsia="pt-BR"/>
+          <w14:ligatures w14:val="none"/>
+        </w:rPr>
+        <w:t xml:space="preserve"> ou Arial</w:t>
       </w:r>
     </w:p>
     <w:p>
@@ -1988,24 +2423,33 @@
           <w:color w:val="0A0A0A"/>
           <w:shd w:val="clear" w:color="auto" w:fill="FFFFFF"/>
         </w:rPr>
-        <w:t>Fonte:</w:t>
-      </w:r>
-      <w:r>
-        <w:rPr>
-          <w:rStyle w:val="Forte"/>
+        <w:t xml:space="preserve">Fonte: </w:t>
+      </w:r>
+      <w:r>
+        <w:rPr>
           <w:rFonts w:ascii="Arial" w:hAnsi="Arial" w:cs="Arial"/>
           <w:color w:val="0A0A0A"/>
           <w:shd w:val="clear" w:color="auto" w:fill="FFFFFF"/>
         </w:rPr>
-        <w:t xml:space="preserve"> </w:t>
-      </w:r>
+        <w:t> </w:t>
+      </w:r>
+      <w:proofErr w:type="spellStart"/>
       <w:r>
         <w:rPr>
           <w:rFonts w:ascii="Arial" w:hAnsi="Arial" w:cs="Arial"/>
           <w:color w:val="0A0A0A"/>
           <w:shd w:val="clear" w:color="auto" w:fill="FFFFFF"/>
         </w:rPr>
-        <w:t> Impact ou Bebas Neue</w:t>
+        <w:t>Impact</w:t>
+      </w:r>
+      <w:proofErr w:type="spellEnd"/>
+      <w:r>
+        <w:rPr>
+          <w:rFonts w:ascii="Arial" w:hAnsi="Arial" w:cs="Arial"/>
+          <w:color w:val="0A0A0A"/>
+          <w:shd w:val="clear" w:color="auto" w:fill="FFFFFF"/>
+        </w:rPr>
+        <w:t xml:space="preserve"> ou Bebas Neue</w:t>
       </w:r>
     </w:p>
     <w:p>
@@ -2141,7 +2585,85 @@
           <w:lang w:eastAsia="pt-BR"/>
           <w14:ligatures w14:val="none"/>
         </w:rPr>
-        <w:t> Manchetes de cartazes, capas de revistas, chamadas de publicidade e botões de "Call to Action".</w:t>
+        <w:t> Manchetes de cartazes, capas de revistas, chamadas de publicidade e botões de "</w:t>
+      </w:r>
+      <w:proofErr w:type="spellStart"/>
+      <w:r>
+        <w:rPr>
+          <w:rFonts w:ascii="Arial" w:eastAsia="Times New Roman" w:hAnsi="Arial" w:cs="Arial"/>
+          <w:color w:val="0A0A0A"/>
+          <w:kern w:val="0"/>
+          <w:sz w:val="24"/>
+          <w:szCs w:val="24"/>
+          <w:lang w:eastAsia="pt-BR"/>
+          <w14:ligatures w14:val="none"/>
+        </w:rPr>
+        <w:t>Call</w:t>
+      </w:r>
+      <w:proofErr w:type="spellEnd"/>
+      <w:r>
+        <w:rPr>
+          <w:rFonts w:ascii="Arial" w:eastAsia="Times New Roman" w:hAnsi="Arial" w:cs="Arial"/>
+          <w:color w:val="0A0A0A"/>
+          <w:kern w:val="0"/>
+          <w:sz w:val="24"/>
+          <w:szCs w:val="24"/>
+          <w:lang w:eastAsia="pt-BR"/>
+          <w14:ligatures w14:val="none"/>
+        </w:rPr>
+        <w:t xml:space="preserve"> </w:t>
+      </w:r>
+      <w:proofErr w:type="spellStart"/>
+      <w:r>
+        <w:rPr>
+          <w:rFonts w:ascii="Arial" w:eastAsia="Times New Roman" w:hAnsi="Arial" w:cs="Arial"/>
+          <w:color w:val="0A0A0A"/>
+          <w:kern w:val="0"/>
+          <w:sz w:val="24"/>
+          <w:szCs w:val="24"/>
+          <w:lang w:eastAsia="pt-BR"/>
+          <w14:ligatures w14:val="none"/>
+        </w:rPr>
+        <w:t>to</w:t>
+      </w:r>
+      <w:proofErr w:type="spellEnd"/>
+      <w:r>
+        <w:rPr>
+          <w:rFonts w:ascii="Arial" w:eastAsia="Times New Roman" w:hAnsi="Arial" w:cs="Arial"/>
+          <w:color w:val="0A0A0A"/>
+          <w:kern w:val="0"/>
+          <w:sz w:val="24"/>
+          <w:szCs w:val="24"/>
+          <w:lang w:eastAsia="pt-BR"/>
+          <w14:ligatures w14:val="none"/>
+        </w:rPr>
+        <w:t xml:space="preserve"> </w:t>
+      </w:r>
+      <w:proofErr w:type="spellStart"/>
+      <w:r>
+        <w:rPr>
+          <w:rFonts w:ascii="Arial" w:eastAsia="Times New Roman" w:hAnsi="Arial" w:cs="Arial"/>
+          <w:color w:val="0A0A0A"/>
+          <w:kern w:val="0"/>
+          <w:sz w:val="24"/>
+          <w:szCs w:val="24"/>
+          <w:lang w:eastAsia="pt-BR"/>
+          <w14:ligatures w14:val="none"/>
+        </w:rPr>
+        <w:t>Action</w:t>
+      </w:r>
+      <w:proofErr w:type="spellEnd"/>
+      <w:r>
+        <w:rPr>
+          <w:rFonts w:ascii="Arial" w:eastAsia="Times New Roman" w:hAnsi="Arial" w:cs="Arial"/>
+          <w:color w:val="0A0A0A"/>
+          <w:kern w:val="0"/>
+          <w:sz w:val="24"/>
+          <w:szCs w:val="24"/>
+          <w:lang w:eastAsia="pt-BR"/>
+          <w14:ligatures w14:val="none"/>
+        </w:rPr>
+        <w:t>".</w:t>
       </w:r>
     </w:p>
     <w:p>
@@ -2281,7 +2803,33 @@
           <w:lang w:eastAsia="pt-BR"/>
           <w14:ligatures w14:val="none"/>
         </w:rPr>
-        <w:t> Lobster ou Script MT Bold</w:t>
+        <w:t> </w:t>
+      </w:r>
+      <w:proofErr w:type="spellStart"/>
+      <w:r>
+        <w:rPr>
+          <w:rFonts w:ascii="Arial" w:eastAsia="Times New Roman" w:hAnsi="Arial" w:cs="Arial"/>
+          <w:color w:val="0A0A0A"/>
+          <w:kern w:val="0"/>
+          <w:sz w:val="24"/>
+          <w:szCs w:val="24"/>
+          <w:lang w:eastAsia="pt-BR"/>
+          <w14:ligatures w14:val="none"/>
+        </w:rPr>
+        <w:t>Lobster</w:t>
+      </w:r>
+      <w:proofErr w:type="spellEnd"/>
+      <w:r>
+        <w:rPr>
+          <w:rFonts w:ascii="Arial" w:eastAsia="Times New Roman" w:hAnsi="Arial" w:cs="Arial"/>
+          <w:color w:val="0A0A0A"/>
+          <w:kern w:val="0"/>
+          <w:sz w:val="24"/>
+          <w:szCs w:val="24"/>
+          <w:lang w:eastAsia="pt-BR"/>
+          <w14:ligatures w14:val="none"/>
+        </w:rPr>
+        <w:t xml:space="preserve"> ou Script MT Bold</w:t>
       </w:r>
     </w:p>
     <w:p>
@@ -2465,7 +3013,7 @@
       </w:pPr>
       <w:r>
         <w:pict w14:anchorId="12943F4B">
-          <v:rect id="_x0000_i1060" style="width:0;height:1.5pt" o:hralign="center" o:hrstd="t" o:hr="t" fillcolor="#a0a0a0" stroked="f"/>
+          <v:rect id="_x0000_i1031" style="width:0;height:1.5pt" o:hralign="center" o:hrstd="t" o:hr="t" fillcolor="#a0a0a0" stroked="f"/>
         </w:pict>
       </w:r>
     </w:p>
@@ -2509,92 +3057,7 @@
           <w:sz w:val="24"/>
           <w:szCs w:val="24"/>
         </w:rPr>
-        <w:t>Crie um pequeno layout (pode ser no Canva, PowerPoint ou papel) contendo:</w:t>
-      </w:r>
-    </w:p>
-    <w:p>
-      <w:pPr>
-        <w:numPr>
-          <w:ilvl w:val="0"/>
-          <w:numId w:val="12"/>
-        </w:numPr>
-        <w:rPr>
-          <w:sz w:val="24"/>
-          <w:szCs w:val="24"/>
-        </w:rPr>
-      </w:pPr>
-      <w:r>
-        <w:rPr>
-          <w:sz w:val="24"/>
-          <w:szCs w:val="24"/>
-        </w:rPr>
-        <w:t xml:space="preserve">Um título usando </w:t>
-      </w:r>
-      <w:bookmarkStart w:id="0" w:name="_GoBack"/>
-      <w:r>
-        <w:rPr>
-          <w:sz w:val="24"/>
-          <w:szCs w:val="24"/>
-        </w:rPr>
-        <w:t>fonte Display ou Script</w:t>
-      </w:r>
-      <w:bookmarkEnd w:id="0"/>
-    </w:p>
-    <w:p>
-      <w:pPr>
-        <w:numPr>
-          <w:ilvl w:val="0"/>
-          <w:numId w:val="12"/>
-        </w:numPr>
-        <w:rPr>
-          <w:sz w:val="24"/>
-          <w:szCs w:val="24"/>
-        </w:rPr>
-      </w:pPr>
-      <w:r>
-        <w:rPr>
-          <w:sz w:val="24"/>
-          <w:szCs w:val="24"/>
-        </w:rPr>
-        <w:t>Um subtítulo usando fonte Sans-serif</w:t>
-      </w:r>
-    </w:p>
-    <w:p>
-      <w:pPr>
-        <w:numPr>
-          <w:ilvl w:val="0"/>
-          <w:numId w:val="12"/>
-        </w:numPr>
-        <w:rPr>
-          <w:sz w:val="24"/>
-          <w:szCs w:val="24"/>
-        </w:rPr>
-      </w:pPr>
-      <w:r>
-        <w:rPr>
-          <w:sz w:val="24"/>
-          <w:szCs w:val="24"/>
-        </w:rPr>
-        <w:t>Um parágrafo usando fonte Serifada</w:t>
-      </w:r>
-    </w:p>
-    <w:p>
-      <w:pPr>
-        <w:numPr>
-          <w:ilvl w:val="0"/>
-          <w:numId w:val="12"/>
-        </w:numPr>
-        <w:rPr>
-          <w:sz w:val="24"/>
-          <w:szCs w:val="24"/>
-        </w:rPr>
-      </w:pPr>
-      <w:r>
-        <w:rPr>
-          <w:sz w:val="24"/>
-          <w:szCs w:val="24"/>
-        </w:rPr>
-        <w:t>Uma pequena simulação de código usando fonte Monoespaçada</w:t>
+        <w:t>https://www.canva.com/design/DAHE4NeFryk/fdbA8QoXl2eSkS3K1oL1mQ/edit</w:t>
       </w:r>
     </w:p>
     <w:p/>
@@ -2609,7 +3072,7 @@
 </file>
 
 <file path=word/numbering.xml><?xml version="1.0" encoding="utf-8"?>
-<w:numbering xmlns:wpc="http://schemas.microsoft.com/office/word/2010/wordprocessingCanvas" xmlns:cx="http://schemas.microsoft.com/office/drawing/2014/chartex" xmlns:mc="http://schemas.openxmlformats.org/markup-compatibility/2006" xmlns:o="urn:schemas-microsoft-com:office:office" xmlns:r="http://schemas.openxmlformats.org/officeDocument/2006/relationships" xmlns:m="http://schemas.openxmlformats.org/officeDocument/2006/math" xmlns:v="urn:schemas-microsoft-com:vml" xmlns:wp14="http://schemas.microsoft.com/office/word/2010/wordprocessingDrawing" xmlns:wp="http://schemas.openxmlformats.org/drawingml/2006/wordprocessingDrawing" xmlns:w10="urn:schemas-microsoft-com:office:word" xmlns:w="http://schemas.openxmlformats.org/wordprocessingml/2006/main" xmlns:w14="http://schemas.microsoft.com/office/word/2010/wordml" xmlns:w15="http://schemas.microsoft.com/office/word/2012/wordml" xmlns:w16se="http://schemas.microsoft.com/office/word/2015/wordml/symex" xmlns:wpg="http://schemas.microsoft.com/office/word/2010/wordprocessingGroup" xmlns:wpi="http://schemas.microsoft.com/office/word/2010/wordprocessingInk" xmlns:wne="http://schemas.microsoft.com/office/word/2006/wordml" xmlns:wps="http://schemas.microsoft.com/office/word/2010/wordprocessingShape" mc:Ignorable="w14 w15 w16se wp14">
+<w:numbering xmlns:wpc="http://schemas.microsoft.com/office/word/2010/wordprocessingCanvas" xmlns:cx="http://schemas.microsoft.com/office/drawing/2014/chartex" xmlns:cx1="http://schemas.microsoft.com/office/drawing/2015/9/8/chartex" xmlns:cx2="http://schemas.microsoft.com/office/drawing/2015/10/21/chartex" xmlns:cx3="http://schemas.microsoft.com/office/drawing/2016/5/9/chartex" xmlns:cx4="http://schemas.microsoft.com/office/drawing/2016/5/10/chartex" xmlns:cx5="http://schemas.microsoft.com/office/drawing/2016/5/11/chartex" xmlns:cx6="http://schemas.microsoft.com/office/drawing/2016/5/12/chartex" xmlns:cx7="http://schemas.microsoft.com/office/drawing/2016/5/13/chartex" xmlns:cx8="http://schemas.microsoft.com/office/drawing/2016/5/14/chartex" xmlns:mc="http://schemas.openxmlformats.org/markup-compatibility/2006" xmlns:aink="http://schemas.microsoft.com/office/drawing/2016/ink" xmlns:am3d="http://schemas.microsoft.com/office/drawing/2017/model3d" xmlns:o="urn:schemas-microsoft-com:office:office" xmlns:oel="http://schemas.microsoft.com/office/2019/extlst" xmlns:r="http://schemas.openxmlformats.org/officeDocument/2006/relationships" xmlns:m="http://schemas.openxmlformats.org/officeDocument/2006/math" xmlns:v="urn:schemas-microsoft-com:vml" xmlns:wp14="http://schemas.microsoft.com/office/word/2010/wordprocessingDrawing" xmlns:wp="http://schemas.openxmlformats.org/drawingml/2006/wordprocessingDrawing" xmlns:w10="urn:schemas-microsoft-com:office:word" xmlns:w="http://schemas.openxmlformats.org/wordprocessingml/2006/main" xmlns:w14="http://schemas.microsoft.com/office/word/2010/wordml" xmlns:w15="http://schemas.microsoft.com/office/word/2012/wordml" xmlns:w16cex="http://schemas.microsoft.com/office/word/2018/wordml/cex" xmlns:w16cid="http://schemas.microsoft.com/office/word/2016/wordml/cid" xmlns:w16="http://schemas.microsoft.com/office/word/2018/wordml" xmlns:w16sdtdh="http://schemas.microsoft.com/office/word/2020/wordml/sdtdatahash" xmlns:w16se="http://schemas.microsoft.com/office/word/2015/wordml/symex" xmlns:wpg="http://schemas.microsoft.com/office/word/2010/wordprocessingGroup" xmlns:wpi="http://schemas.microsoft.com/office/word/2010/wordprocessingInk" xmlns:wne="http://schemas.microsoft.com/office/word/2006/wordml" xmlns:wps="http://schemas.microsoft.com/office/word/2010/wordprocessingShape" mc:Ignorable="w14 w15 w16se w16cid w16 w16cex w16sdtdh wp14">
   <w:abstractNum w:abstractNumId="0" w15:restartNumberingAfterBreak="0">
     <w:nsid w:val="00AA3B21"/>
     <w:multiLevelType w:val="multilevel"/>
@@ -5564,74 +6027,74 @@
       </w:pPr>
     </w:lvl>
   </w:abstractNum>
-  <w:num w:numId="1">
+  <w:num w:numId="1" w16cid:durableId="1971285203">
     <w:abstractNumId w:val="1"/>
   </w:num>
-  <w:num w:numId="2">
+  <w:num w:numId="2" w16cid:durableId="1623883348">
     <w:abstractNumId w:val="0"/>
   </w:num>
-  <w:num w:numId="3">
+  <w:num w:numId="3" w16cid:durableId="811602107">
     <w:abstractNumId w:val="6"/>
   </w:num>
-  <w:num w:numId="4">
+  <w:num w:numId="4" w16cid:durableId="1437481851">
     <w:abstractNumId w:val="12"/>
   </w:num>
-  <w:num w:numId="5">
+  <w:num w:numId="5" w16cid:durableId="112023359">
     <w:abstractNumId w:val="15"/>
   </w:num>
-  <w:num w:numId="6">
+  <w:num w:numId="6" w16cid:durableId="2080135365">
     <w:abstractNumId w:val="19"/>
   </w:num>
-  <w:num w:numId="7">
+  <w:num w:numId="7" w16cid:durableId="24603414">
     <w:abstractNumId w:val="3"/>
   </w:num>
-  <w:num w:numId="8">
+  <w:num w:numId="8" w16cid:durableId="1791513787">
     <w:abstractNumId w:val="11"/>
   </w:num>
-  <w:num w:numId="9">
+  <w:num w:numId="9" w16cid:durableId="2075933727">
     <w:abstractNumId w:val="8"/>
   </w:num>
-  <w:num w:numId="10">
+  <w:num w:numId="10" w16cid:durableId="630987530">
     <w:abstractNumId w:val="7"/>
   </w:num>
-  <w:num w:numId="11">
+  <w:num w:numId="11" w16cid:durableId="493644434">
     <w:abstractNumId w:val="20"/>
   </w:num>
-  <w:num w:numId="12">
+  <w:num w:numId="12" w16cid:durableId="446393683">
     <w:abstractNumId w:val="2"/>
   </w:num>
-  <w:num w:numId="13">
+  <w:num w:numId="13" w16cid:durableId="841239408">
     <w:abstractNumId w:val="18"/>
   </w:num>
-  <w:num w:numId="14">
+  <w:num w:numId="14" w16cid:durableId="1115250137">
     <w:abstractNumId w:val="16"/>
   </w:num>
-  <w:num w:numId="15">
+  <w:num w:numId="15" w16cid:durableId="744840453">
     <w:abstractNumId w:val="10"/>
   </w:num>
-  <w:num w:numId="16">
+  <w:num w:numId="16" w16cid:durableId="1249777813">
     <w:abstractNumId w:val="17"/>
   </w:num>
-  <w:num w:numId="17">
+  <w:num w:numId="17" w16cid:durableId="26217957">
     <w:abstractNumId w:val="4"/>
   </w:num>
-  <w:num w:numId="18">
+  <w:num w:numId="18" w16cid:durableId="1907064184">
     <w:abstractNumId w:val="9"/>
   </w:num>
-  <w:num w:numId="19">
+  <w:num w:numId="19" w16cid:durableId="176425057">
     <w:abstractNumId w:val="13"/>
   </w:num>
-  <w:num w:numId="20">
+  <w:num w:numId="20" w16cid:durableId="323702179">
     <w:abstractNumId w:val="5"/>
   </w:num>
-  <w:num w:numId="21">
+  <w:num w:numId="21" w16cid:durableId="742676497">
     <w:abstractNumId w:val="14"/>
   </w:num>
 </w:numbering>
 </file>
 
 <file path=word/styles.xml><?xml version="1.0" encoding="utf-8"?>
-<w:styles xmlns:mc="http://schemas.openxmlformats.org/markup-compatibility/2006" xmlns:r="http://schemas.openxmlformats.org/officeDocument/2006/relationships" xmlns:w="http://schemas.openxmlformats.org/wordprocessingml/2006/main" xmlns:w14="http://schemas.microsoft.com/office/word/2010/wordml" xmlns:w15="http://schemas.microsoft.com/office/word/2012/wordml" xmlns:w16se="http://schemas.microsoft.com/office/word/2015/wordml/symex" mc:Ignorable="w14 w15 w16se">
+<w:styles xmlns:mc="http://schemas.openxmlformats.org/markup-compatibility/2006" xmlns:r="http://schemas.openxmlformats.org/officeDocument/2006/relationships" xmlns:w="http://schemas.openxmlformats.org/wordprocessingml/2006/main" xmlns:w14="http://schemas.microsoft.com/office/word/2010/wordml" xmlns:w15="http://schemas.microsoft.com/office/word/2012/wordml" xmlns:w16cex="http://schemas.microsoft.com/office/word/2018/wordml/cex" xmlns:w16cid="http://schemas.microsoft.com/office/word/2016/wordml/cid" xmlns:w16="http://schemas.microsoft.com/office/word/2018/wordml" xmlns:w16sdtdh="http://schemas.microsoft.com/office/word/2020/wordml/sdtdatahash" xmlns:w16se="http://schemas.microsoft.com/office/word/2015/wordml/symex" mc:Ignorable="w14 w15 w16se w16cid w16 w16cex w16sdtdh">
   <w:docDefaults>
     <w:rPrDefault>
       <w:rPr>
@@ -5649,7 +6112,7 @@
       </w:pPr>
     </w:pPrDefault>
   </w:docDefaults>
-  <w:latentStyles w:defLockedState="0" w:defUIPriority="99" w:defSemiHidden="0" w:defUnhideWhenUsed="0" w:defQFormat="0" w:count="371">
+  <w:latentStyles w:defLockedState="0" w:defUIPriority="99" w:defSemiHidden="0" w:defUnhideWhenUsed="0" w:defQFormat="0" w:count="376">
     <w:lsdException w:name="Normal" w:uiPriority="0" w:qFormat="1"/>
     <w:lsdException w:name="heading 1" w:uiPriority="9" w:qFormat="1"/>
     <w:lsdException w:name="heading 2" w:semiHidden="1" w:uiPriority="9" w:unhideWhenUsed="1" w:qFormat="1"/>
@@ -6021,6 +6484,11 @@
     <w:lsdException w:name="List Table 5 Dark Accent 6" w:uiPriority="50"/>
     <w:lsdException w:name="List Table 6 Colorful Accent 6" w:uiPriority="51"/>
     <w:lsdException w:name="List Table 7 Colorful Accent 6" w:uiPriority="52"/>
+    <w:lsdException w:name="Mention" w:semiHidden="1" w:unhideWhenUsed="1"/>
+    <w:lsdException w:name="Smart Hyperlink" w:semiHidden="1" w:unhideWhenUsed="1"/>
+    <w:lsdException w:name="Hashtag" w:semiHidden="1" w:unhideWhenUsed="1"/>
+    <w:lsdException w:name="Unresolved Mention" w:semiHidden="1" w:unhideWhenUsed="1"/>
+    <w:lsdException w:name="Smart Link" w:semiHidden="1" w:unhideWhenUsed="1"/>
   </w:latentStyles>
   <w:style w:type="paragraph" w:default="1" w:styleId="Normal">
     <w:name w:val="Normal"/>
@@ -6228,6 +6696,7 @@
   <w:style w:type="character" w:default="1" w:styleId="Fontepargpadro">
     <w:name w:val="Default Paragraph Font"/>
     <w:uiPriority w:val="1"/>
+    <w:semiHidden/>
     <w:unhideWhenUsed/>
   </w:style>
   <w:style w:type="table" w:default="1" w:styleId="Tabelanormal">
